--- a/docs/使用说明书.docx
+++ b/docs/使用说明书.docx
@@ -389,7 +389,7 @@
         </w:rPr>
         <w:t>十三、应用广场</w:t>
         <w:tab/>
-        <w:t>29</w:t>
+        <w:t>31</w:t>
       </w:r>
     </w:p>
     <w:p>
@@ -409,7 +409,7 @@
         </w:rPr>
         <w:t>十四、大屏编辑器</w:t>
         <w:tab/>
-        <w:t>30</w:t>
+        <w:t>32</w:t>
       </w:r>
     </w:p>
     <w:p>
@@ -429,7 +429,7 @@
         </w:rPr>
         <w:t>十五、常见问题与故障排查</w:t>
         <w:tab/>
-        <w:t>32</w:t>
+        <w:t>34</w:t>
       </w:r>
     </w:p>
     <w:p>
@@ -449,7 +449,7 @@
         </w:rPr>
         <w:t>附录 A　治理任务内置 API（gov.*）速查</w:t>
         <w:tab/>
-        <w:t>32</w:t>
+        <w:t>35</w:t>
       </w:r>
     </w:p>
     <w:p>
@@ -469,7 +469,7 @@
         </w:rPr>
         <w:t>附录 B　内置示例任务速查</w:t>
         <w:tab/>
-        <w:t>33</w:t>
+        <w:t>36</w:t>
       </w:r>
     </w:p>
     <w:p>
@@ -489,7 +489,7 @@
         </w:rPr>
         <w:t>附录 C　本说明书的更新维护</w:t>
         <w:tab/>
-        <w:t>34</w:t>
+        <w:t>36</w:t>
       </w:r>
     </w:p>
     <w:p>
@@ -6371,7 +6371,7 @@
           <w:i w:val="0"/>
           <w:sz w:val="32"/>
         </w:rPr>
-        <w:t>1. 规则配置（规则树）：按 NM（6 位编码）/ XH（层级编码）/ 名称 / 类别 / SQL / 参数维护规则，支持下载模板后批量粘贴导入或从 Excel 导入，SQL 用 Oracle 方言编写并由平台自动转换方言；SQL 中用 {{占位符}} 表示待填参数，未填参数的规则会直接报“参数未配置”，避免出现难懂的语法报错。</w:t>
+        <w:t>1. 规则配置（规则树）：按 NM（6 位编码）/ XH（层级编码）/ 名称 / 类别 / SQL / 参数 / AI 复核原则维护规则，支持下载模板后批量粘贴导入或从 Excel 导入，SQL 用 Oracle 方言编写并由平台自动转换方言；SQL 中用 {{占位符}} 表示待填参数，未填参数的规则会直接报“参数未配置”，避免出现难懂的语法报错。</w:t>
       </w:r>
     </w:p>
     <w:p>
@@ -6475,24 +6475,24 @@
           <w:color w:val="404040"/>
           <w:sz w:val="21"/>
         </w:rPr>
-        <w:t>图 18　数据质量审核（规则配置）</w:t>
+        <w:t>图 18　数据质量审核（规则配置，含“AI 复核原则”）</w:t>
       </w:r>
     </w:p>
     <w:p>
       <w:pPr>
-        <w:spacing w:lineRule="exact" w:line="560" w:before="0" w:after="200"/>
+        <w:spacing w:lineRule="exact" w:line="560" w:before="0" w:after="0"/>
         <w:jc w:val="left"/>
         <w:ind w:firstLineChars="200" w:firstLine="0"/>
-        <w:outlineLvl w:val="0"/>
+        <w:outlineLvl w:val="1"/>
       </w:pPr>
       <w:r>
         <w:rPr>
-          <w:rFonts w:ascii="Times New Roman" w:hAnsi="Times New Roman" w:eastAsia="黑体"/>
-          <w:b w:val="0"/>
+          <w:rFonts w:ascii="Times New Roman" w:hAnsi="Times New Roman" w:eastAsia="楷体_GB2312"/>
+          <w:b/>
           <w:i w:val="0"/>
           <w:sz w:val="32"/>
         </w:rPr>
-        <w:t>十三、应用广场</w:t>
+        <w:t>（一）SQL 审核 + AI 复核：两层判定</w:t>
       </w:r>
     </w:p>
     <w:p>
@@ -6508,7 +6508,135 @@
           <w:i w:val="0"/>
           <w:sz w:val="32"/>
         </w:rPr>
-        <w:t>应用广场用于创建与管理自定义应用，支持纯前端的 HTML + CSS + JS 应用：新建应用后可在线编辑页面代码、绑定数据、预览效果，并可将应用设为公开访问，把地址分享给同事或嵌入其它系统。平台同时提供预制看板模板，可作为起步脚手架。</w:t>
+        <w:t>一条规则的判定分两层。第一层是 SQL 审核：执行规则中的 SQL，查出违规行即判为“不通过”。第二层是 AI 复核（可选）：只有当规则本身填写了“AI 复核原则”时才会触发——审核不通过时，平台把这段原则、规则 SQL、执行结果一并交给大模型，判断“这次不通过是不是规则过严导致的误判”，并给出置信度、理由与规则修改建议。这样可以把“数据真有问题”和“规则写得过严”区分开，减少无谓的整改通知。</w:t>
+      </w:r>
+    </w:p>
+    <w:p>
+      <w:pPr>
+        <w:spacing w:lineRule="exact" w:line="560" w:before="0" w:after="0"/>
+        <w:jc w:val="both"/>
+        <w:ind w:firstLineChars="200" w:firstLine="0"/>
+      </w:pPr>
+      <w:r>
+        <w:rPr>
+          <w:rFonts w:ascii="Times New Roman" w:hAnsi="Times New Roman" w:eastAsia="仿宋_GB2312"/>
+          <w:b w:val="0"/>
+          <w:i w:val="0"/>
+          <w:sz w:val="32"/>
+        </w:rPr>
+        <w:t>AI 复核原则的填写与维护有两种方式：</w:t>
+      </w:r>
+    </w:p>
+    <w:p>
+      <w:pPr>
+        <w:spacing w:lineRule="exact" w:line="560" w:before="0" w:after="0"/>
+        <w:jc w:val="both"/>
+        <w:ind w:firstLineChars="200" w:firstLine="0"/>
+      </w:pPr>
+      <w:r>
+        <w:rPr>
+          <w:rFonts w:ascii="Times New Roman" w:hAnsi="Times New Roman" w:eastAsia="仿宋_GB2312"/>
+          <w:b w:val="0"/>
+          <w:i w:val="0"/>
+          <w:sz w:val="32"/>
+        </w:rPr>
+        <w:t>· 批量导入：在导入表最后增加一列「AI复核原则」（第 7 列，可选），表头写“AI复核原则”或“人工审核规则”均可，列顺序可调；下载的导入模板已带该列说明。</w:t>
+      </w:r>
+    </w:p>
+    <w:p>
+      <w:pPr>
+        <w:spacing w:lineRule="exact" w:line="560" w:before="0" w:after="0"/>
+        <w:jc w:val="both"/>
+        <w:ind w:firstLineChars="200" w:firstLine="0"/>
+      </w:pPr>
+      <w:r>
+        <w:rPr>
+          <w:rFonts w:ascii="Times New Roman" w:hAnsi="Times New Roman" w:eastAsia="仿宋_GB2312"/>
+          <w:b w:val="0"/>
+          <w:i w:val="0"/>
+          <w:sz w:val="32"/>
+        </w:rPr>
+        <w:t>· 单条维护：在规则编辑表单中直接填写“AI 复核原则”输入框，适用少量调整。</w:t>
+      </w:r>
+    </w:p>
+    <w:p>
+      <w:pPr>
+        <w:spacing w:lineRule="exact" w:line="560" w:before="0" w:after="0"/>
+        <w:jc w:val="both"/>
+        <w:ind w:firstLineChars="200" w:firstLine="0"/>
+      </w:pPr>
+      <w:r>
+        <w:rPr>
+          <w:rFonts w:ascii="Times New Roman" w:hAnsi="Times New Roman" w:eastAsia="仿宋_GB2312"/>
+          <w:b w:val="0"/>
+          <w:i w:val="0"/>
+          <w:sz w:val="32"/>
+        </w:rPr>
+        <w:t>关于兼容性与费用，请留意：</w:t>
+      </w:r>
+    </w:p>
+    <w:p>
+      <w:pPr>
+        <w:spacing w:lineRule="exact" w:line="560" w:before="0" w:after="0"/>
+        <w:jc w:val="both"/>
+        <w:ind w:firstLineChars="200" w:firstLine="0"/>
+      </w:pPr>
+      <w:r>
+        <w:rPr>
+          <w:rFonts w:ascii="Times New Roman" w:hAnsi="Times New Roman" w:eastAsia="仿宋_GB2312"/>
+          <w:b w:val="0"/>
+          <w:i w:val="0"/>
+          <w:sz w:val="32"/>
+        </w:rPr>
+        <w:t>· 旧的 5 列 / 6 列导入文件照常导入，缺该列时该规则不做 AI 复核（留空即等于以 SQL 结果为准）。</w:t>
+      </w:r>
+    </w:p>
+    <w:p>
+      <w:pPr>
+        <w:spacing w:lineRule="exact" w:line="560" w:before="0" w:after="0"/>
+        <w:jc w:val="both"/>
+        <w:ind w:firstLineChars="200" w:firstLine="0"/>
+      </w:pPr>
+      <w:r>
+        <w:rPr>
+          <w:rFonts w:ascii="Times New Roman" w:hAnsi="Times New Roman" w:eastAsia="仿宋_GB2312"/>
+          <w:b w:val="0"/>
+          <w:i w:val="0"/>
+          <w:sz w:val="32"/>
+        </w:rPr>
+        <w:t>· 留空的规则完全不调用大模型，不产生调用费用。</w:t>
+      </w:r>
+    </w:p>
+    <w:p>
+      <w:pPr>
+        <w:spacing w:lineRule="exact" w:line="560" w:before="0" w:after="0"/>
+        <w:jc w:val="both"/>
+        <w:ind w:firstLineChars="200" w:firstLine="0"/>
+      </w:pPr>
+      <w:r>
+        <w:rPr>
+          <w:rFonts w:ascii="Times New Roman" w:hAnsi="Times New Roman" w:eastAsia="仿宋_GB2312"/>
+          <w:b w:val="0"/>
+          <w:i w:val="0"/>
+          <w:sz w:val="32"/>
+        </w:rPr>
+        <w:t>· AI 结论仅供参考：报告中每条 AI 结论都标注“※ 本条须由人类专家最终校核”，不能作为最终定论。</w:t>
+      </w:r>
+    </w:p>
+    <w:p>
+      <w:pPr>
+        <w:spacing w:lineRule="exact" w:line="560" w:before="0" w:after="0"/>
+        <w:jc w:val="both"/>
+        <w:ind w:firstLineChars="200" w:firstLine="0"/>
+      </w:pPr>
+      <w:r>
+        <w:rPr>
+          <w:rFonts w:ascii="Times New Roman" w:hAnsi="Times New Roman" w:eastAsia="仿宋_GB2312"/>
+          <w:b w:val="0"/>
+          <w:i w:val="0"/>
+          <w:sz w:val="32"/>
+        </w:rPr>
+        <w:t>AI 复核是“按规则开关”的，两个执行入口都要打开对应开关才会生效：手动一键审核时勾选“启用 AI 校核”；定时任务在任务弹窗中勾选“启用 AI 校核”（默认开启）。若某次执行未启用，结果与报告中会明确提示“本次未启用 AI 校核”，不会出现看似复核过、实为旧结论的情况。</w:t>
       </w:r>
     </w:p>
     <w:p>
@@ -6528,7 +6656,7 @@
               <a:graphicData uri="http://schemas.openxmlformats.org/drawingml/2006/picture">
                 <pic:pic>
                   <pic:nvPicPr>
-                    <pic:cNvPr id="0" name="16-apps.png"/>
+                    <pic:cNvPr id="0" name="22-qa-ai-review.png"/>
                     <pic:cNvPicPr/>
                   </pic:nvPicPr>
                   <pic:blipFill>
@@ -6564,7 +6692,185 @@
           <w:color w:val="404040"/>
           <w:sz w:val="21"/>
         </w:rPr>
-        <w:t>图 19　应用广场</w:t>
+        <w:t>图 19　审核结果中的“SQL 审核结果”与“AI 复核结论”</w:t>
+      </w:r>
+    </w:p>
+    <w:p>
+      <w:pPr>
+        <w:spacing w:lineRule="exact" w:line="560" w:before="0" w:after="0"/>
+        <w:jc w:val="left"/>
+        <w:ind w:firstLineChars="200" w:firstLine="0"/>
+        <w:outlineLvl w:val="1"/>
+      </w:pPr>
+      <w:r>
+        <w:rPr>
+          <w:rFonts w:ascii="Times New Roman" w:hAnsi="Times New Roman" w:eastAsia="楷体_GB2312"/>
+          <w:b/>
+          <w:i w:val="0"/>
+          <w:sz w:val="32"/>
+        </w:rPr>
+        <w:t>（二）定时任务的审核项与开关</w:t>
+      </w:r>
+    </w:p>
+    <w:p>
+      <w:pPr>
+        <w:spacing w:lineRule="exact" w:line="560" w:before="0" w:after="0"/>
+        <w:jc w:val="both"/>
+        <w:ind w:firstLineChars="200" w:firstLine="0"/>
+      </w:pPr>
+      <w:r>
+        <w:rPr>
+          <w:rFonts w:ascii="Times New Roman" w:hAnsi="Times New Roman" w:eastAsia="仿宋_GB2312"/>
+          <w:b w:val="0"/>
+          <w:i w:val="0"/>
+          <w:sz w:val="32"/>
+        </w:rPr>
+        <w:t>定时任务弹窗中的审核项规则树只保留一列「执行」：勾选即代表该规则参与本次审核。某条规则是否送 AI 复核，由“规则自带的复核原则 + 任务级的启用 AI 校核”共同决定，不需要在任务里逐条重复勾选，规则调整后任务自动跟随。</w:t>
+      </w:r>
+    </w:p>
+    <w:p>
+      <w:pPr>
+        <w:spacing w:before="120" w:after="40" w:line="240" w:lineRule="auto"/>
+        <w:jc w:val="center"/>
+      </w:pPr>
+      <w:r>
+        <w:drawing>
+          <wp:inline xmlns:a="http://schemas.openxmlformats.org/drawingml/2006/main" xmlns:pic="http://schemas.openxmlformats.org/drawingml/2006/picture">
+            <wp:extent cx="5400000" cy="3375000"/>
+            <wp:docPr id="20" name="Picture 20"/>
+            <wp:cNvGraphicFramePr>
+              <a:graphicFrameLocks noChangeAspect="1"/>
+            </wp:cNvGraphicFramePr>
+            <a:graphic>
+              <a:graphicData uri="http://schemas.openxmlformats.org/drawingml/2006/picture">
+                <pic:pic>
+                  <pic:nvPicPr>
+                    <pic:cNvPr id="0" name="21-qa-schedule.png"/>
+                    <pic:cNvPicPr/>
+                  </pic:nvPicPr>
+                  <pic:blipFill>
+                    <a:blip r:embed="rId29"/>
+                    <a:stretch>
+                      <a:fillRect/>
+                    </a:stretch>
+                  </pic:blipFill>
+                  <pic:spPr>
+                    <a:xfrm>
+                      <a:off x="0" y="0"/>
+                      <a:ext cx="5400000" cy="3375000"/>
+                    </a:xfrm>
+                    <a:prstGeom prst="rect"/>
+                  </pic:spPr>
+                </pic:pic>
+              </a:graphicData>
+            </a:graphic>
+          </wp:inline>
+        </w:drawing>
+      </w:r>
+    </w:p>
+    <w:p>
+      <w:pPr>
+        <w:spacing w:after="160" w:line="240" w:lineRule="auto"/>
+        <w:jc w:val="center"/>
+      </w:pPr>
+      <w:r>
+        <w:rPr>
+          <w:rFonts w:ascii="Times New Roman" w:hAnsi="Times New Roman" w:eastAsia="楷体_GB2312"/>
+          <w:b w:val="0"/>
+          <w:i w:val="0"/>
+          <w:color w:val="404040"/>
+          <w:sz w:val="21"/>
+        </w:rPr>
+        <w:t>图 20　定时任务：审核项单列勾选与“启用 AI 校核”</w:t>
+      </w:r>
+    </w:p>
+    <w:p>
+      <w:pPr>
+        <w:spacing w:lineRule="exact" w:line="560" w:before="0" w:after="200"/>
+        <w:jc w:val="left"/>
+        <w:ind w:firstLineChars="200" w:firstLine="0"/>
+        <w:outlineLvl w:val="0"/>
+      </w:pPr>
+      <w:r>
+        <w:rPr>
+          <w:rFonts w:ascii="Times New Roman" w:hAnsi="Times New Roman" w:eastAsia="黑体"/>
+          <w:b w:val="0"/>
+          <w:i w:val="0"/>
+          <w:sz w:val="32"/>
+        </w:rPr>
+        <w:t>十三、应用广场</w:t>
+      </w:r>
+    </w:p>
+    <w:p>
+      <w:pPr>
+        <w:spacing w:lineRule="exact" w:line="560" w:before="0" w:after="0"/>
+        <w:jc w:val="both"/>
+        <w:ind w:firstLineChars="200" w:firstLine="0"/>
+      </w:pPr>
+      <w:r>
+        <w:rPr>
+          <w:rFonts w:ascii="Times New Roman" w:hAnsi="Times New Roman" w:eastAsia="仿宋_GB2312"/>
+          <w:b w:val="0"/>
+          <w:i w:val="0"/>
+          <w:sz w:val="32"/>
+        </w:rPr>
+        <w:t>应用广场用于创建与管理自定义应用，支持纯前端的 HTML + CSS + JS 应用：新建应用后可在线编辑页面代码、绑定数据、预览效果，并可将应用设为公开访问，把地址分享给同事或嵌入其它系统。平台同时提供预制看板模板，可作为起步脚手架。</w:t>
+      </w:r>
+    </w:p>
+    <w:p>
+      <w:pPr>
+        <w:spacing w:before="120" w:after="40" w:line="240" w:lineRule="auto"/>
+        <w:jc w:val="center"/>
+      </w:pPr>
+      <w:r>
+        <w:drawing>
+          <wp:inline xmlns:a="http://schemas.openxmlformats.org/drawingml/2006/main" xmlns:pic="http://schemas.openxmlformats.org/drawingml/2006/picture">
+            <wp:extent cx="5400000" cy="3375000"/>
+            <wp:docPr id="21" name="Picture 21"/>
+            <wp:cNvGraphicFramePr>
+              <a:graphicFrameLocks noChangeAspect="1"/>
+            </wp:cNvGraphicFramePr>
+            <a:graphic>
+              <a:graphicData uri="http://schemas.openxmlformats.org/drawingml/2006/picture">
+                <pic:pic>
+                  <pic:nvPicPr>
+                    <pic:cNvPr id="0" name="16-apps.png"/>
+                    <pic:cNvPicPr/>
+                  </pic:nvPicPr>
+                  <pic:blipFill>
+                    <a:blip r:embed="rId30"/>
+                    <a:stretch>
+                      <a:fillRect/>
+                    </a:stretch>
+                  </pic:blipFill>
+                  <pic:spPr>
+                    <a:xfrm>
+                      <a:off x="0" y="0"/>
+                      <a:ext cx="5400000" cy="3375000"/>
+                    </a:xfrm>
+                    <a:prstGeom prst="rect"/>
+                  </pic:spPr>
+                </pic:pic>
+              </a:graphicData>
+            </a:graphic>
+          </wp:inline>
+        </w:drawing>
+      </w:r>
+    </w:p>
+    <w:p>
+      <w:pPr>
+        <w:spacing w:after="160" w:line="240" w:lineRule="auto"/>
+        <w:jc w:val="center"/>
+      </w:pPr>
+      <w:r>
+        <w:rPr>
+          <w:rFonts w:ascii="Times New Roman" w:hAnsi="Times New Roman" w:eastAsia="楷体_GB2312"/>
+          <w:b w:val="0"/>
+          <w:i w:val="0"/>
+          <w:color w:val="404040"/>
+          <w:sz w:val="21"/>
+        </w:rPr>
+        <w:t>图 21　应用广场</w:t>
       </w:r>
     </w:p>
     <w:p>
@@ -6609,7 +6915,7 @@
         <w:drawing>
           <wp:inline xmlns:a="http://schemas.openxmlformats.org/drawingml/2006/main" xmlns:pic="http://schemas.openxmlformats.org/drawingml/2006/picture">
             <wp:extent cx="5400000" cy="3375000"/>
-            <wp:docPr id="20" name="Picture 20"/>
+            <wp:docPr id="22" name="Picture 22"/>
             <wp:cNvGraphicFramePr>
               <a:graphicFrameLocks noChangeAspect="1"/>
             </wp:cNvGraphicFramePr>
@@ -6653,7 +6959,7 @@
           <w:color w:val="404040"/>
           <w:sz w:val="21"/>
         </w:rPr>
-        <w:t>图 20　大屏编辑器</w:t>
+        <w:t>图 22　大屏编辑器</w:t>
       </w:r>
     </w:p>
     <w:p>
@@ -6851,7 +7157,71 @@
           <w:i w:val="0"/>
           <w:sz w:val="32"/>
         </w:rPr>
-        <w:t>6. 如何备份数据？</w:t>
+        <w:t>6. 某条规则为什么没有 AI 复核结论？</w:t>
+      </w:r>
+    </w:p>
+    <w:p>
+      <w:pPr>
+        <w:spacing w:lineRule="exact" w:line="560" w:before="0" w:after="0"/>
+        <w:jc w:val="both"/>
+        <w:ind/>
+      </w:pPr>
+      <w:r>
+        <w:rPr>
+          <w:rFonts w:ascii="Times New Roman" w:hAnsi="Times New Roman" w:eastAsia="仿宋_GB2312"/>
+          <w:b w:val="0"/>
+          <w:i w:val="0"/>
+          <w:sz w:val="32"/>
+        </w:rPr>
+        <w:t xml:space="preserve">　　两种常见原因：该规则没有填写“AI 复核原则”（留空即以 SQL 审核结果为准，不调用 AI）；或本次执行没有勾选“启用 AI 校核”。报告与结果区会写明未启用的原因，便于核对。</w:t>
+      </w:r>
+    </w:p>
+    <w:p>
+      <w:pPr>
+        <w:spacing w:lineRule="exact" w:line="560" w:before="0" w:after="0"/>
+        <w:jc w:val="both"/>
+        <w:ind w:firstLineChars="200" w:firstLine="0"/>
+      </w:pPr>
+      <w:r>
+        <w:rPr>
+          <w:rFonts w:ascii="Times New Roman" w:hAnsi="Times New Roman" w:eastAsia="仿宋_GB2312"/>
+          <w:b w:val="0"/>
+          <w:i w:val="0"/>
+          <w:sz w:val="32"/>
+        </w:rPr>
+        <w:t>7. AI 判断为“疑似规则过严误判”，可以直接不改数据吗？</w:t>
+      </w:r>
+    </w:p>
+    <w:p>
+      <w:pPr>
+        <w:spacing w:lineRule="exact" w:line="560" w:before="0" w:after="0"/>
+        <w:jc w:val="both"/>
+        <w:ind/>
+      </w:pPr>
+      <w:r>
+        <w:rPr>
+          <w:rFonts w:ascii="Times New Roman" w:hAnsi="Times New Roman" w:eastAsia="仿宋_GB2312"/>
+          <w:b w:val="0"/>
+          <w:i w:val="0"/>
+          <w:sz w:val="32"/>
+        </w:rPr>
+        <w:t xml:space="preserve">　　不可以。AI 结论仅供参考，须由业务/数据专家结合规则口径复核后决定：确属误判就修改规则（如增加可空字段白名单、放开阈值），确属数据问题则照常整改。</w:t>
+      </w:r>
+    </w:p>
+    <w:p>
+      <w:pPr>
+        <w:spacing w:lineRule="exact" w:line="560" w:before="0" w:after="0"/>
+        <w:jc w:val="both"/>
+        <w:ind w:firstLineChars="200" w:firstLine="0"/>
+      </w:pPr>
+      <w:r>
+        <w:rPr>
+          <w:rFonts w:ascii="Times New Roman" w:hAnsi="Times New Roman" w:eastAsia="仿宋_GB2312"/>
+          <w:b w:val="0"/>
+          <w:i w:val="0"/>
+          <w:sz w:val="32"/>
+        </w:rPr>
+        <w:t>8. 如何备份数据？</w:t>
       </w:r>
     </w:p>
     <w:p>

--- a/docs/使用说明书.docx
+++ b/docs/使用说明书.docx
@@ -389,7 +389,7 @@
         </w:rPr>
         <w:t>十三、应用广场</w:t>
         <w:tab/>
-        <w:t>31</w:t>
+        <w:t>32</w:t>
       </w:r>
     </w:p>
     <w:p>
@@ -409,7 +409,7 @@
         </w:rPr>
         <w:t>十四、大屏编辑器</w:t>
         <w:tab/>
-        <w:t>32</w:t>
+        <w:t>33</w:t>
       </w:r>
     </w:p>
     <w:p>
@@ -429,7 +429,7 @@
         </w:rPr>
         <w:t>十五、常见问题与故障排查</w:t>
         <w:tab/>
-        <w:t>34</w:t>
+        <w:t>35</w:t>
       </w:r>
     </w:p>
     <w:p>
@@ -449,7 +449,7 @@
         </w:rPr>
         <w:t>附录 A　治理任务内置 API（gov.*）速查</w:t>
         <w:tab/>
-        <w:t>35</w:t>
+        <w:t>36</w:t>
       </w:r>
     </w:p>
     <w:p>
@@ -469,7 +469,7 @@
         </w:rPr>
         <w:t>附录 B　内置示例任务速查</w:t>
         <w:tab/>
-        <w:t>36</w:t>
+        <w:t>37</w:t>
       </w:r>
     </w:p>
     <w:p>
@@ -489,7 +489,7 @@
         </w:rPr>
         <w:t>附录 C　本说明书的更新维护</w:t>
         <w:tab/>
-        <w:t>36</w:t>
+        <w:t>37</w:t>
       </w:r>
     </w:p>
     <w:p>
@@ -6786,6 +6786,55 @@
     </w:p>
     <w:p>
       <w:pPr>
+        <w:spacing w:lineRule="exact" w:line="560" w:before="0" w:after="0"/>
+        <w:jc w:val="left"/>
+        <w:ind w:firstLineChars="200" w:firstLine="0"/>
+        <w:outlineLvl w:val="1"/>
+      </w:pPr>
+      <w:r>
+        <w:rPr>
+          <w:rFonts w:ascii="Times New Roman" w:hAnsi="Times New Roman" w:eastAsia="楷体_GB2312"/>
+          <w:b/>
+          <w:i w:val="0"/>
+          <w:sz w:val="32"/>
+        </w:rPr>
+        <w:t>（三）结果的显示顺序与超时重试</w:t>
+      </w:r>
+    </w:p>
+    <w:p>
+      <w:pPr>
+        <w:spacing w:lineRule="exact" w:line="560" w:before="0" w:after="0"/>
+        <w:jc w:val="both"/>
+        <w:ind w:firstLineChars="200" w:firstLine="0"/>
+      </w:pPr>
+      <w:r>
+        <w:rPr>
+          <w:rFonts w:ascii="Times New Roman" w:hAnsi="Times New Roman" w:eastAsia="仿宋_GB2312"/>
+          <w:b w:val="0"/>
+          <w:i w:val="0"/>
+          <w:sz w:val="32"/>
+        </w:rPr>
+        <w:t>审核结果是并发执行的（最多 5 条规则同时跑），谁先跑完谁先出结果。为了让界面上的次序和规则树对得上，结果一律按 XH（层级编码）排序展示：你在规则树里看到的第几条，在审核结果里就是第几条；XH 相同的再按 NM 排，所以同一次审核多次打开顺序完全一致，不用逐行扫着找某条规则。</w:t>
+      </w:r>
+    </w:p>
+    <w:p>
+      <w:pPr>
+        <w:spacing w:lineRule="exact" w:line="560" w:before="0" w:after="0"/>
+        <w:jc w:val="both"/>
+        <w:ind w:firstLineChars="200" w:firstLine="0"/>
+      </w:pPr>
+      <w:r>
+        <w:rPr>
+          <w:rFonts w:ascii="Times New Roman" w:hAnsi="Times New Roman" w:eastAsia="仿宋_GB2312"/>
+          <w:b w:val="0"/>
+          <w:i w:val="0"/>
+          <w:sz w:val="32"/>
+        </w:rPr>
+        <w:t>单条规则的 SQL 默认有 30 秒执行上限。若某条规则因超时被中断，平台会自动放宽上限重试（30 秒 → 60 秒 → 120 秒，最多重试 2 次）。重试只发生在“超时”这一种情况：语法错误、参数未配置、权限不足等错误不会重试（重试也还是同样的报错，只会白等）。发生过重试的规则会在结果里标注“超时重试 N 次”及具体过程——它比别的规则耗时更长是重试造成的，不是卡死；点“取消”时正在重试的规则会立即停止，不会再继续占用数据库。</w:t>
+      </w:r>
+    </w:p>
+    <w:p>
+      <w:pPr>
         <w:spacing w:lineRule="exact" w:line="560" w:before="0" w:after="200"/>
         <w:jc w:val="left"/>
         <w:ind w:firstLineChars="200" w:firstLine="0"/>
@@ -7238,6 +7287,38 @@
           <w:sz w:val="32"/>
         </w:rPr>
         <w:t xml:space="preserve">　　停止服务后备份 data/ 目录（含 data-store.json）与 server.config.json 即可；恢复时覆盖回原位置再启动服务。</w:t>
+      </w:r>
+    </w:p>
+    <w:p>
+      <w:pPr>
+        <w:spacing w:lineRule="exact" w:line="560" w:before="0" w:after="0"/>
+        <w:jc w:val="both"/>
+        <w:ind w:firstLineChars="200" w:firstLine="0"/>
+      </w:pPr>
+      <w:r>
+        <w:rPr>
+          <w:rFonts w:ascii="Times New Roman" w:hAnsi="Times New Roman" w:eastAsia="仿宋_GB2312"/>
+          <w:b w:val="0"/>
+          <w:i w:val="0"/>
+          <w:sz w:val="32"/>
+        </w:rPr>
+        <w:t>9. 某条规则耗时明显更长，或提示“超时重试 N 次仍超时”？</w:t>
+      </w:r>
+    </w:p>
+    <w:p>
+      <w:pPr>
+        <w:spacing w:lineRule="exact" w:line="560" w:before="0" w:after="0"/>
+        <w:jc w:val="both"/>
+        <w:ind/>
+      </w:pPr>
+      <w:r>
+        <w:rPr>
+          <w:rFonts w:ascii="Times New Roman" w:hAnsi="Times New Roman" w:eastAsia="仿宋_GB2312"/>
+          <w:b w:val="0"/>
+          <w:i w:val="0"/>
+          <w:sz w:val="32"/>
+        </w:rPr>
+        <w:t xml:space="preserve">　　该规则首次执行超时，平台已自动放宽上限重试（最长 120 秒，最多重试 2 次），所以比其它规则慢，属于正常自愈；重试后仍超时说明这条 SQL 本身太慢，建议补过滤条件或走索引后再跑。若整轮审核都变慢，先看是不是规则数变多、并发（最多 5 路）被占满。</w:t>
       </w:r>
     </w:p>
     <w:p>
